--- a/documents/11-riverview-patient-api-oncall-runbook.docx
+++ b/documents/11-riverview-patient-api-oncall-runbook.docx
@@ -16443,7 +16443,7 @@
         <w:pStyle w:val="Heading1"/>
       </w:pPr>
       <w:r>
-        <w:t>Working remainder for RVH-RB-2021-016</w:t>
+        <w:t>Open work after September 30, 2021</w:t>
       </w:r>
     </w:p>
     <w:p>
@@ -16457,7 +16457,7 @@
           <w:color w:val="222222"/>
           <w:sz w:val="24"/>
         </w:rPr>
-        <w:t>The front of patient-api on-call runbook is the document. This remainder is the leftover a colleague still trips on: named people, named boxes, named tickets, and the work I still owe after September 30, 2021. It is not a second log and it is not a stack of exhibits with the same stub. If a paragraph fights the decision in the front, strike the paragraph.</w:t>
+        <w:t>What follows is leftover work from patient-api on-call runbook: named people, named boxes, named tickets, and the items I still owe. If a paragraph fights the decision in the front of RVH-RB-2021-016, strike the paragraph.</w:t>
       </w:r>
     </w:p>
     <w:p>
@@ -16611,7 +16611,7 @@
           <w:color w:val="222222"/>
           <w:sz w:val="24"/>
         </w:rPr>
-        <w:t>I will not put poison versus lag versus empty-success on a wiki that drifts. RVH-PRD-2021-006 and this file are the record. If Kavya Menon needs a diagram, they get a permalink, not a photo of a whiteboard. jump-rvh-01.northstar.example stays out of the diagram title. If a new engineer asks where the leftover lives, I point here. I do not point at a Slack pin from September 30, 2021. Client Riverview.</w:t>
+        <w:t>I will not put poison versus lag versus empty-success on a wiki that drifts. RVH-PRD-2021-006 and this file are the record. If Kavya Menon needs a diagram, they get a permalink, not a photo of a whiteboard. jump-rvh-01.northstar.example stays out of the diagram title. If a new engineer asks where the leftover lives, I point here. I do not point at a Slack pin from September 30, 2021.</w:t>
       </w:r>
     </w:p>
     <w:p>
@@ -18955,7 +18955,7 @@
           <w:color w:val="222222"/>
           <w:sz w:val="24"/>
         </w:rPr>
-        <w:t>People who were absent still get a usable remainder, not a transcript. Anita Shah gets the decision, the refuse, and the date. They do not get a reconstruction of who raised their voice. If they object, they object on RVH-BH. Client Riverview. Author Aman Kumar.</w:t>
+        <w:t>People who were absent still get a usable remainder, not a transcript. Anita Shah gets the decision, the refuse, and the date. They do not get a reconstruction of who raised their voice. If they object, they object on RVH-BH.</w:t>
       </w:r>
     </w:p>
     <w:p>
